--- a/Meeting_Minutes/Advisor meetings/Advisor Meeting Minutes Week 7.docx
+++ b/Meeting_Minutes/Advisor meetings/Advisor Meeting Minutes Week 7.docx
@@ -1192,21 +1192,7 @@
               <w:rPr>
                 <w:bCs/>
               </w:rPr>
-              <w:t xml:space="preserve">ot about how far behind other teams we </w:t>
-            </w:r>
-            <w:proofErr w:type="gramStart"/>
-            <w:r>
-              <w:rPr>
-                <w:bCs/>
-              </w:rPr>
-              <w:t>are,</w:t>
-            </w:r>
-            <w:proofErr w:type="gramEnd"/>
-            <w:r>
-              <w:rPr>
-                <w:bCs/>
-              </w:rPr>
-              <w:t xml:space="preserve"> some teams just start slow.</w:t>
+              <w:t>ot about how far behind other teams we are, some teams just start slow.</w:t>
             </w:r>
           </w:p>
           <w:p>
@@ -1253,19 +1239,11 @@
               </w:rPr>
               <w:t xml:space="preserve">1120 Design science is so that Bryce can see/track how we’re doing. All methodologies work kind of, at least 70%. </w:t>
             </w:r>
-            <w:proofErr w:type="gramStart"/>
-            <w:r>
-              <w:rPr>
-                <w:bCs/>
-              </w:rPr>
-              <w:t>So</w:t>
-            </w:r>
-            <w:proofErr w:type="gramEnd"/>
-            <w:r>
-              <w:rPr>
-                <w:bCs/>
-              </w:rPr>
-              <w:t xml:space="preserve"> a “perfect methodology” for a situation is only </w:t>
+            <w:r>
+              <w:rPr>
+                <w:bCs/>
+              </w:rPr>
+              <w:t xml:space="preserve">So a “perfect methodology” for a situation is only </w:t>
             </w:r>
             <w:r>
               <w:rPr>
@@ -1309,21 +1287,7 @@
               <w:rPr>
                 <w:bCs/>
               </w:rPr>
-              <w:t xml:space="preserve">Discuss how the project has changed, </w:t>
-            </w:r>
-            <w:proofErr w:type="gramStart"/>
-            <w:r>
-              <w:rPr>
-                <w:bCs/>
-              </w:rPr>
-              <w:t>from AI equivalent tools,</w:t>
-            </w:r>
-            <w:proofErr w:type="gramEnd"/>
-            <w:r>
-              <w:rPr>
-                <w:bCs/>
-              </w:rPr>
-              <w:t xml:space="preserve"> to AI reports.</w:t>
+              <w:t>Discuss how the project has changed, from AI equivalent tools, to AI reports.</w:t>
             </w:r>
             <w:r>
               <w:rPr>
@@ -1406,21 +1370,7 @@
               <w:rPr>
                 <w:bCs/>
               </w:rPr>
-              <w:t xml:space="preserve"> We lack client milestones. Own it. Keep Geoff updated. Maybe have a client demo of how we’re doing every couple </w:t>
-            </w:r>
-            <w:proofErr w:type="gramStart"/>
-            <w:r>
-              <w:rPr>
-                <w:bCs/>
-              </w:rPr>
-              <w:t>weeks</w:t>
-            </w:r>
-            <w:proofErr w:type="gramEnd"/>
-            <w:r>
-              <w:rPr>
-                <w:bCs/>
-              </w:rPr>
-              <w:t>.</w:t>
+              <w:t xml:space="preserve"> We lack client milestones. Own it. Keep Geoff updated. Maybe have a client demo of how we’re doing every couple weeks.</w:t>
             </w:r>
           </w:p>
           <w:p>
@@ -1459,37 +1409,6 @@
                 <w:bCs/>
               </w:rPr>
               <w:t>45 Kanban boards can be used for other things than just project management. Ideally for a monitoring tool.</w:t>
-            </w:r>
-          </w:p>
-          <w:p>
-            <w:pPr>
-              <w:rPr>
-                <w:bCs/>
-              </w:rPr>
-            </w:pPr>
-            <w:r>
-              <w:rPr>
-                <w:bCs/>
-              </w:rPr>
-              <w:t xml:space="preserve">1150 Decent alternative to Microsoft is WPS Office, a Chinese program. </w:t>
-            </w:r>
-            <w:r>
-              <w:rPr>
-                <w:bCs/>
-              </w:rPr>
-              <w:t>Discussion about advising, teaching, and future</w:t>
-            </w:r>
-            <w:r>
-              <w:rPr>
-                <w:bCs/>
-              </w:rPr>
-              <w:t xml:space="preserve"> opportunities</w:t>
-            </w:r>
-            <w:r>
-              <w:rPr>
-                <w:bCs/>
-              </w:rPr>
-              <w:t>.</w:t>
             </w:r>
           </w:p>
           <w:p>
@@ -1761,13 +1680,8 @@
           </w:tcPr>
           <w:p>
             <w:r>
-              <w:t xml:space="preserve">Name: Clement </w:t>
-            </w:r>
-            <w:proofErr w:type="spellStart"/>
-            <w:r>
-              <w:t>Swarnappa</w:t>
-            </w:r>
-            <w:proofErr w:type="spellEnd"/>
+              <w:t>Name: Clement Swarnappa</w:t>
+            </w:r>
           </w:p>
         </w:tc>
         <w:tc>
